--- a/templates/office/Phase3_과업변경요청서_CR_Form.docx
+++ b/templates/office/Phase3_과업변경요청서_CR_Form.docx
@@ -3,102 +3,101 @@
 <w:document xmlns:wpc="http://schemas.microsoft.com/office/word/2010/wordprocessingCanvas" xmlns:mo="http://schemas.microsoft.com/office/mac/office/2008/main" xmlns:mc="http://schemas.openxmlformats.org/markup-compatibility/2006" xmlns:mv="urn:schemas-microsoft-com:mac:vml" xmlns:o="urn:schemas-microsoft-com:office:office" xmlns:r="http://schemas.openxmlformats.org/officeDocument/2006/relationships" xmlns:m="http://schemas.openxmlformats.org/officeDocument/2006/math" xmlns:v="urn:schemas-microsoft-com:vml" xmlns:wp14="http://schemas.microsoft.com/office/word/2010/wordprocessingDrawing" xmlns:wp="http://schemas.openxmlformats.org/drawingml/2006/wordprocessingDrawing" xmlns:w10="urn:schemas-microsoft-com:office:word" xmlns:w="http://schemas.openxmlformats.org/wordprocessingml/2006/main" xmlns:w14="http://schemas.microsoft.com/office/word/2010/wordml" xmlns:wpg="http://schemas.microsoft.com/office/word/2010/wordprocessingGroup" xmlns:wpi="http://schemas.microsoft.com/office/word/2010/wordprocessingInk" xmlns:wne="http://schemas.microsoft.com/office/word/2006/wordml" xmlns:wps="http://schemas.microsoft.com/office/word/2010/wordprocessingShape" mc:Ignorable="w14 wp14">
   <w:body>
     <w:p>
-      <w:pPr>
-        <w:jc w:val="center"/>
-      </w:pPr>
       <w:r>
         <w:rPr>
-          <w:rFonts w:ascii="Malgun Gothic" w:hAnsi="Malgun Gothic"/>
+          <w:rFonts w:ascii="맑은 고딕" w:hAnsi="맑은 고딕" w:eastAsia="맑은 고딕"/>
           <w:b/>
-          <w:color w:val="1E293B"/>
+          <w:color w:val="2563EB"/>
+          <w:sz w:val="17"/>
+        </w:rPr>
+        <w:t>[엠파시 엔터프라이즈 표준 사업관리 서식] 문서번호: EMP-DOC-P3-03 | 사업명: 한빛글로벌 SyncGuard AI 시스템 구축</w:t>
+      </w:r>
+    </w:p>
+    <w:p>
+      <w:r>
+        <w:rPr>
+          <w:rFonts w:ascii="맑은 고딕" w:hAnsi="맑은 고딕" w:eastAsia="맑은 고딕"/>
+          <w:b/>
+          <w:color w:val="0F172A"/>
           <w:sz w:val="36"/>
         </w:rPr>
         <w:t>과업 변경 요청서 (Change Request Form)</w:t>
       </w:r>
     </w:p>
     <w:p>
-      <w:pPr>
-        <w:jc w:val="center"/>
-      </w:pPr>
       <w:r>
         <w:rPr>
-          <w:rFonts w:ascii="Malgun Gothic" w:hAnsi="Malgun Gothic"/>
-          <w:color w:val="64748B"/>
+          <w:rFonts w:ascii="맑은 고딕" w:hAnsi="맑은 고딕" w:eastAsia="맑은 고딕"/>
+          <w:b w:val="0"/>
+          <w:color w:val="475569"/>
           <w:sz w:val="21"/>
         </w:rPr>
-        <w:t>사양 변경에 따른 기술 영향도 및 소요 공수(M/D)·일정 조정 합의서</w:t>
-      </w:r>
-    </w:p>
-    <w:p/>
-    <w:p>
-      <w:pPr>
-        <w:spacing w:before="160" w:after="80"/>
-      </w:pPr>
-      <w:r>
-        <w:rPr>
-          <w:rFonts w:ascii="Malgun Gothic" w:hAnsi="Malgun Gothic"/>
-          <w:b/>
-          <w:color w:val="2563EB"/>
-          <w:sz w:val="26"/>
-        </w:rPr>
-        <w:t>1. 변경 요청 기본 정보</w:t>
+        <w:t>식약처 화장품 표시·광고 가이드라인 일부 개정에 따른 영문·중문 글로벌 수출 문안 심의 룰셋 추가 합의서</w:t>
       </w:r>
     </w:p>
     <w:tbl>
       <w:tblPr>
+        <w:tblStyle w:val="TableGrid"/>
         <w:tblW w:type="auto" w:w="0"/>
         <w:jc w:val="center"/>
-        <w:tblLayout w:type="autofit"/>
         <w:tblLook w:firstColumn="1" w:firstRow="1" w:lastColumn="0" w:lastRow="0" w:noHBand="0" w:noVBand="1" w:val="04A0"/>
       </w:tblPr>
       <w:tblGrid>
-        <w:gridCol w:w="4680"/>
-        <w:gridCol w:w="4680"/>
+        <w:gridCol w:w="4896"/>
+        <w:gridCol w:w="4896"/>
       </w:tblGrid>
       <w:tr>
         <w:tc>
           <w:tcPr>
-            <w:tcW w:type="dxa" w:w="4680"/>
+            <w:tcW w:type="dxa" w:w="4896"/>
+            <w:shd w:fill="1B365D"/>
             <w:tcMar>
-              <w:top w:w="100" w:type="dxa"/>
-              <w:bottom w:w="100" w:type="dxa"/>
-              <w:left w:w="130" w:type="dxa"/>
-              <w:right w:w="130" w:type="dxa"/>
+              <w:top w:w="110" w:type="dxa"/>
+              <w:bottom w:w="110" w:type="dxa"/>
+              <w:left w:w="140" w:type="dxa"/>
+              <w:right w:w="140" w:type="dxa"/>
             </w:tcMar>
-            <w:shd w:fill="1E293B"/>
           </w:tcPr>
           <w:p>
+            <w:pPr>
+              <w:jc w:val="center"/>
+            </w:pPr>
+            <w:r/>
             <w:r>
               <w:rPr>
-                <w:rFonts w:ascii="Malgun Gothic" w:hAnsi="Malgun Gothic"/>
+                <w:rFonts w:ascii="맑은 고딕" w:hAnsi="맑은 고딕" w:eastAsia="맑은 고딕"/>
                 <w:b/>
                 <w:color w:val="FFFFFF"/>
-                <w:sz w:val="18"/>
+                <w:sz w:val="19"/>
               </w:rPr>
-              <w:t>항목</w:t>
+              <w:t>구분</w:t>
             </w:r>
           </w:p>
         </w:tc>
         <w:tc>
           <w:tcPr>
-            <w:tcW w:type="dxa" w:w="4680"/>
+            <w:tcW w:type="dxa" w:w="4896"/>
+            <w:shd w:fill="1B365D"/>
             <w:tcMar>
-              <w:top w:w="100" w:type="dxa"/>
-              <w:bottom w:w="100" w:type="dxa"/>
-              <w:left w:w="130" w:type="dxa"/>
-              <w:right w:w="130" w:type="dxa"/>
+              <w:top w:w="110" w:type="dxa"/>
+              <w:bottom w:w="110" w:type="dxa"/>
+              <w:left w:w="140" w:type="dxa"/>
+              <w:right w:w="140" w:type="dxa"/>
             </w:tcMar>
-            <w:shd w:fill="1E293B"/>
           </w:tcPr>
           <w:p>
+            <w:pPr>
+              <w:jc w:val="center"/>
+            </w:pPr>
+            <w:r/>
             <w:r>
               <w:rPr>
-                <w:rFonts w:ascii="Malgun Gothic" w:hAnsi="Malgun Gothic"/>
+                <w:rFonts w:ascii="맑은 고딕" w:hAnsi="맑은 고딕" w:eastAsia="맑은 고딕"/>
                 <w:b/>
                 <w:color w:val="FFFFFF"/>
-                <w:sz w:val="18"/>
+                <w:sz w:val="19"/>
               </w:rPr>
-              <w:t>내용</w:t>
+              <w:t>상세 내용</w:t>
             </w:r>
           </w:p>
         </w:tc>
@@ -106,45 +105,49 @@
       <w:tr>
         <w:tc>
           <w:tcPr>
-            <w:tcW w:type="dxa" w:w="4680"/>
+            <w:tcW w:type="dxa" w:w="4896"/>
+            <w:shd w:fill="EFF6FF"/>
             <w:tcMar>
-              <w:top w:w="100" w:type="dxa"/>
-              <w:bottom w:w="100" w:type="dxa"/>
-              <w:left w:w="130" w:type="dxa"/>
-              <w:right w:w="130" w:type="dxa"/>
+              <w:top w:w="90" w:type="dxa"/>
+              <w:bottom w:w="90" w:type="dxa"/>
+              <w:left w:w="140" w:type="dxa"/>
+              <w:right w:w="140" w:type="dxa"/>
             </w:tcMar>
-            <w:shd w:fill="F8FAFC"/>
           </w:tcPr>
           <w:p>
+            <w:r/>
             <w:r>
               <w:rPr>
-                <w:rFonts w:ascii="Malgun Gothic" w:hAnsi="Malgun Gothic"/>
-                <w:color w:val="334155"/>
-                <w:sz w:val="18"/>
+                <w:rFonts w:ascii="맑은 고딕" w:hAnsi="맑은 고딕" w:eastAsia="맑은 고딕"/>
+                <w:b/>
+                <w:color w:val="1E293B"/>
+                <w:sz w:val="19"/>
               </w:rPr>
-              <w:t>CR 번호</w:t>
+              <w:t>CR 관리 번호</w:t>
             </w:r>
           </w:p>
         </w:tc>
         <w:tc>
           <w:tcPr>
-            <w:tcW w:type="dxa" w:w="4680"/>
+            <w:tcW w:type="dxa" w:w="4896"/>
+            <w:shd w:fill="FFFFFF"/>
             <w:tcMar>
-              <w:top w:w="100" w:type="dxa"/>
-              <w:bottom w:w="100" w:type="dxa"/>
-              <w:left w:w="130" w:type="dxa"/>
-              <w:right w:w="130" w:type="dxa"/>
+              <w:top w:w="90" w:type="dxa"/>
+              <w:bottom w:w="90" w:type="dxa"/>
+              <w:left w:w="140" w:type="dxa"/>
+              <w:right w:w="140" w:type="dxa"/>
             </w:tcMar>
-            <w:shd w:fill="F8FAFC"/>
           </w:tcPr>
           <w:p>
+            <w:r/>
             <w:r>
               <w:rPr>
-                <w:rFonts w:ascii="Malgun Gothic" w:hAnsi="Malgun Gothic"/>
-                <w:color w:val="334155"/>
-                <w:sz w:val="18"/>
+                <w:rFonts w:ascii="맑은 고딕" w:hAnsi="맑은 고딕" w:eastAsia="맑은 고딕"/>
+                <w:b w:val="0"/>
+                <w:color w:val="1E293B"/>
+                <w:sz w:val="19"/>
               </w:rPr>
-              <w:t>CR-2026-001</w:t>
+              <w:t>CR-2026-003</w:t>
             </w:r>
           </w:p>
         </w:tc>
@@ -152,21 +155,23 @@
       <w:tr>
         <w:tc>
           <w:tcPr>
-            <w:tcW w:type="dxa" w:w="4680"/>
+            <w:tcW w:type="dxa" w:w="4896"/>
+            <w:shd w:fill="EFF6FF"/>
             <w:tcMar>
-              <w:top w:w="100" w:type="dxa"/>
-              <w:bottom w:w="100" w:type="dxa"/>
-              <w:left w:w="130" w:type="dxa"/>
-              <w:right w:w="130" w:type="dxa"/>
+              <w:top w:w="90" w:type="dxa"/>
+              <w:bottom w:w="90" w:type="dxa"/>
+              <w:left w:w="140" w:type="dxa"/>
+              <w:right w:w="140" w:type="dxa"/>
             </w:tcMar>
-            <w:shd w:fill="FFFFFF"/>
           </w:tcPr>
           <w:p>
+            <w:r/>
             <w:r>
               <w:rPr>
-                <w:rFonts w:ascii="Malgun Gothic" w:hAnsi="Malgun Gothic"/>
-                <w:color w:val="334155"/>
-                <w:sz w:val="18"/>
+                <w:rFonts w:ascii="맑은 고딕" w:hAnsi="맑은 고딕" w:eastAsia="맑은 고딕"/>
+                <w:b/>
+                <w:color w:val="1E293B"/>
+                <w:sz w:val="19"/>
               </w:rPr>
               <w:t>요청 일자 / 부서</w:t>
             </w:r>
@@ -174,23 +179,25 @@
         </w:tc>
         <w:tc>
           <w:tcPr>
-            <w:tcW w:type="dxa" w:w="4680"/>
+            <w:tcW w:type="dxa" w:w="4896"/>
+            <w:shd w:fill="F8FAFC"/>
             <w:tcMar>
-              <w:top w:w="100" w:type="dxa"/>
-              <w:bottom w:w="100" w:type="dxa"/>
-              <w:left w:w="130" w:type="dxa"/>
-              <w:right w:w="130" w:type="dxa"/>
+              <w:top w:w="90" w:type="dxa"/>
+              <w:bottom w:w="90" w:type="dxa"/>
+              <w:left w:w="140" w:type="dxa"/>
+              <w:right w:w="140" w:type="dxa"/>
             </w:tcMar>
-            <w:shd w:fill="FFFFFF"/>
           </w:tcPr>
           <w:p>
+            <w:r/>
             <w:r>
               <w:rPr>
-                <w:rFonts w:ascii="Malgun Gothic" w:hAnsi="Malgun Gothic"/>
-                <w:color w:val="334155"/>
-                <w:sz w:val="18"/>
+                <w:rFonts w:ascii="맑은 고딕" w:hAnsi="맑은 고딕" w:eastAsia="맑은 고딕"/>
+                <w:b w:val="0"/>
+                <w:color w:val="1E293B"/>
+                <w:sz w:val="19"/>
               </w:rPr>
-              <w:t>202 년  월  일 / [고객사 영업기획팀]</w:t>
+              <w:t>2026년 08월 18일 / 주식회사 한빛글로벌 글로벌마케팅팀 및 규제심의팀</w:t>
             </w:r>
           </w:p>
         </w:tc>
@@ -198,21 +205,23 @@
       <w:tr>
         <w:tc>
           <w:tcPr>
-            <w:tcW w:type="dxa" w:w="4680"/>
+            <w:tcW w:type="dxa" w:w="4896"/>
+            <w:shd w:fill="EFF6FF"/>
             <w:tcMar>
-              <w:top w:w="100" w:type="dxa"/>
-              <w:bottom w:w="100" w:type="dxa"/>
-              <w:left w:w="130" w:type="dxa"/>
-              <w:right w:w="130" w:type="dxa"/>
+              <w:top w:w="90" w:type="dxa"/>
+              <w:bottom w:w="90" w:type="dxa"/>
+              <w:left w:w="140" w:type="dxa"/>
+              <w:right w:w="140" w:type="dxa"/>
             </w:tcMar>
-            <w:shd w:fill="F8FAFC"/>
           </w:tcPr>
           <w:p>
+            <w:r/>
             <w:r>
               <w:rPr>
-                <w:rFonts w:ascii="Malgun Gothic" w:hAnsi="Malgun Gothic"/>
-                <w:color w:val="334155"/>
-                <w:sz w:val="18"/>
+                <w:rFonts w:ascii="맑은 고딕" w:hAnsi="맑은 고딕" w:eastAsia="맑은 고딕"/>
+                <w:b/>
+                <w:color w:val="1E293B"/>
+                <w:sz w:val="19"/>
               </w:rPr>
               <w:t>요청자 성명</w:t>
             </w:r>
@@ -220,23 +229,25 @@
         </w:tc>
         <w:tc>
           <w:tcPr>
-            <w:tcW w:type="dxa" w:w="4680"/>
+            <w:tcW w:type="dxa" w:w="4896"/>
+            <w:shd w:fill="FFFFFF"/>
             <w:tcMar>
-              <w:top w:w="100" w:type="dxa"/>
-              <w:bottom w:w="100" w:type="dxa"/>
-              <w:left w:w="130" w:type="dxa"/>
-              <w:right w:w="130" w:type="dxa"/>
+              <w:top w:w="90" w:type="dxa"/>
+              <w:bottom w:w="90" w:type="dxa"/>
+              <w:left w:w="140" w:type="dxa"/>
+              <w:right w:w="140" w:type="dxa"/>
             </w:tcMar>
-            <w:shd w:fill="F8FAFC"/>
           </w:tcPr>
           <w:p>
+            <w:r/>
             <w:r>
               <w:rPr>
-                <w:rFonts w:ascii="Malgun Gothic" w:hAnsi="Malgun Gothic"/>
-                <w:color w:val="334155"/>
-                <w:sz w:val="18"/>
+                <w:rFonts w:ascii="맑은 고딕" w:hAnsi="맑은 고딕" w:eastAsia="맑은 고딕"/>
+                <w:b w:val="0"/>
+                <w:color w:val="1E293B"/>
+                <w:sz w:val="19"/>
               </w:rPr>
-              <w:t>[           ] (연락처:                      )</w:t>
+              <w:t>윤서연 팀장 (02-6000-1120 / sy.yoon@hanbitglobal.com)</w:t>
             </w:r>
           </w:p>
         </w:tc>
@@ -244,21 +255,23 @@
       <w:tr>
         <w:tc>
           <w:tcPr>
-            <w:tcW w:type="dxa" w:w="4680"/>
+            <w:tcW w:type="dxa" w:w="4896"/>
+            <w:shd w:fill="EFF6FF"/>
             <w:tcMar>
-              <w:top w:w="100" w:type="dxa"/>
-              <w:bottom w:w="100" w:type="dxa"/>
-              <w:left w:w="130" w:type="dxa"/>
-              <w:right w:w="130" w:type="dxa"/>
+              <w:top w:w="90" w:type="dxa"/>
+              <w:bottom w:w="90" w:type="dxa"/>
+              <w:left w:w="140" w:type="dxa"/>
+              <w:right w:w="140" w:type="dxa"/>
             </w:tcMar>
-            <w:shd w:fill="FFFFFF"/>
           </w:tcPr>
           <w:p>
+            <w:r/>
             <w:r>
               <w:rPr>
-                <w:rFonts w:ascii="Malgun Gothic" w:hAnsi="Malgun Gothic"/>
-                <w:color w:val="334155"/>
-                <w:sz w:val="18"/>
+                <w:rFonts w:ascii="맑은 고딕" w:hAnsi="맑은 고딕" w:eastAsia="맑은 고딕"/>
+                <w:b/>
+                <w:color w:val="1E293B"/>
+                <w:sz w:val="19"/>
               </w:rPr>
               <w:t>변경 유형</w:t>
             </w:r>
@@ -266,23 +279,25 @@
         </w:tc>
         <w:tc>
           <w:tcPr>
-            <w:tcW w:type="dxa" w:w="4680"/>
+            <w:tcW w:type="dxa" w:w="4896"/>
+            <w:shd w:fill="F8FAFC"/>
             <w:tcMar>
-              <w:top w:w="100" w:type="dxa"/>
-              <w:bottom w:w="100" w:type="dxa"/>
-              <w:left w:w="130" w:type="dxa"/>
-              <w:right w:w="130" w:type="dxa"/>
+              <w:top w:w="90" w:type="dxa"/>
+              <w:bottom w:w="90" w:type="dxa"/>
+              <w:left w:w="140" w:type="dxa"/>
+              <w:right w:w="140" w:type="dxa"/>
             </w:tcMar>
-            <w:shd w:fill="FFFFFF"/>
           </w:tcPr>
           <w:p>
+            <w:r/>
             <w:r>
               <w:rPr>
-                <w:rFonts w:ascii="Malgun Gothic" w:hAnsi="Malgun Gothic"/>
-                <w:color w:val="334155"/>
-                <w:sz w:val="18"/>
+                <w:rFonts w:ascii="맑은 고딕" w:hAnsi="맑은 고딕" w:eastAsia="맑은 고딕"/>
+                <w:b w:val="0"/>
+                <w:color w:val="1E293B"/>
+                <w:sz w:val="19"/>
               </w:rPr>
-              <w:t>신규 비즈니스 기능 추가 (모바일 간편결제 연동)</w:t>
+              <w:t>[✓] 신규 법령·업무 규칙 추가  [ ] 기존 화면 변경  [ ] 기간계 인터페이스 변경</w:t>
             </w:r>
           </w:p>
         </w:tc>
@@ -290,98 +305,79 @@
     </w:tbl>
     <w:p/>
     <w:p>
-      <w:pPr>
-        <w:spacing w:before="160" w:after="80"/>
-      </w:pPr>
       <w:r>
         <w:rPr>
-          <w:rFonts w:ascii="Malgun Gothic" w:hAnsi="Malgun Gothic"/>
+          <w:rFonts w:ascii="맑은 고딕" w:hAnsi="맑은 고딕" w:eastAsia="맑은 고딕"/>
           <w:b/>
-          <w:color w:val="2563EB"/>
-          <w:sz w:val="26"/>
+          <w:color w:val="1B365D"/>
+          <w:sz w:val="25"/>
         </w:rPr>
-        <w:t>2. 기술 영향도 및 투입 공수 분석</w:t>
+        <w:t>1. 과업 변경 요청 상세 내역 (As-Is vs To-Be)</w:t>
       </w:r>
     </w:p>
     <w:tbl>
       <w:tblPr>
+        <w:tblStyle w:val="TableGrid"/>
         <w:tblW w:type="auto" w:w="0"/>
         <w:jc w:val="center"/>
-        <w:tblLayout w:type="autofit"/>
         <w:tblLook w:firstColumn="1" w:firstRow="1" w:lastColumn="0" w:lastRow="0" w:noHBand="0" w:noVBand="1" w:val="04A0"/>
       </w:tblPr>
       <w:tblGrid>
-        <w:gridCol w:w="3120"/>
-        <w:gridCol w:w="3120"/>
-        <w:gridCol w:w="3120"/>
+        <w:gridCol w:w="4896"/>
+        <w:gridCol w:w="4896"/>
       </w:tblGrid>
       <w:tr>
         <w:tc>
           <w:tcPr>
-            <w:tcW w:type="dxa" w:w="3120"/>
+            <w:tcW w:type="dxa" w:w="4896"/>
+            <w:shd w:fill="1B365D"/>
             <w:tcMar>
-              <w:top w:w="100" w:type="dxa"/>
-              <w:bottom w:w="100" w:type="dxa"/>
-              <w:left w:w="130" w:type="dxa"/>
-              <w:right w:w="130" w:type="dxa"/>
+              <w:top w:w="110" w:type="dxa"/>
+              <w:bottom w:w="110" w:type="dxa"/>
+              <w:left w:w="140" w:type="dxa"/>
+              <w:right w:w="140" w:type="dxa"/>
             </w:tcMar>
-            <w:shd w:fill="1E293B"/>
           </w:tcPr>
           <w:p>
+            <w:pPr>
+              <w:jc w:val="center"/>
+            </w:pPr>
+            <w:r/>
             <w:r>
               <w:rPr>
-                <w:rFonts w:ascii="Malgun Gothic" w:hAnsi="Malgun Gothic"/>
+                <w:rFonts w:ascii="맑은 고딕" w:hAnsi="맑은 고딕" w:eastAsia="맑은 고딕"/>
                 <w:b/>
                 <w:color w:val="FFFFFF"/>
-                <w:sz w:val="18"/>
+                <w:sz w:val="19"/>
               </w:rPr>
-              <w:t>영향 분석 영역</w:t>
+              <w:t>구분</w:t>
             </w:r>
           </w:p>
         </w:tc>
         <w:tc>
           <w:tcPr>
-            <w:tcW w:type="dxa" w:w="3120"/>
+            <w:tcW w:type="dxa" w:w="4896"/>
+            <w:shd w:fill="1B365D"/>
             <w:tcMar>
-              <w:top w:w="100" w:type="dxa"/>
-              <w:bottom w:w="100" w:type="dxa"/>
-              <w:left w:w="130" w:type="dxa"/>
-              <w:right w:w="130" w:type="dxa"/>
+              <w:top w:w="110" w:type="dxa"/>
+              <w:bottom w:w="110" w:type="dxa"/>
+              <w:left w:w="140" w:type="dxa"/>
+              <w:right w:w="140" w:type="dxa"/>
             </w:tcMar>
-            <w:shd w:fill="1E293B"/>
           </w:tcPr>
           <w:p>
+            <w:pPr>
+              <w:jc w:val="center"/>
+            </w:pPr>
+            <w:r/>
             <w:r>
               <w:rPr>
-                <w:rFonts w:ascii="Malgun Gothic" w:hAnsi="Malgun Gothic"/>
+                <w:rFonts w:ascii="맑은 고딕" w:hAnsi="맑은 고딕" w:eastAsia="맑은 고딕"/>
                 <w:b/>
                 <w:color w:val="FFFFFF"/>
-                <w:sz w:val="18"/>
+                <w:sz w:val="19"/>
               </w:rPr>
-              <w:t>세부 내역</w:t>
-            </w:r>
-          </w:p>
-        </w:tc>
-        <w:tc>
-          <w:tcPr>
-            <w:tcW w:type="dxa" w:w="3120"/>
-            <w:tcMar>
-              <w:top w:w="100" w:type="dxa"/>
-              <w:bottom w:w="100" w:type="dxa"/>
-              <w:left w:w="130" w:type="dxa"/>
-              <w:right w:w="130" w:type="dxa"/>
-            </w:tcMar>
-            <w:shd w:fill="1E293B"/>
-          </w:tcPr>
-          <w:p>
-            <w:r>
-              <w:rPr>
-                <w:rFonts w:ascii="Malgun Gothic" w:hAnsi="Malgun Gothic"/>
-                <w:b/>
-                <w:color w:val="FFFFFF"/>
-                <w:sz w:val="18"/>
-              </w:rPr>
-              <w:t>정량 수치</w:t>
+              <w:t>상세 내용</w:t>
             </w:r>
           </w:p>
         </w:tc>
@@ -389,21 +385,309 @@
       <w:tr>
         <w:tc>
           <w:tcPr>
-            <w:tcW w:type="dxa" w:w="3120"/>
+            <w:tcW w:type="dxa" w:w="4896"/>
+            <w:shd w:fill="EFF6FF"/>
             <w:tcMar>
-              <w:top w:w="100" w:type="dxa"/>
-              <w:bottom w:w="100" w:type="dxa"/>
-              <w:left w:w="130" w:type="dxa"/>
-              <w:right w:w="130" w:type="dxa"/>
+              <w:top w:w="90" w:type="dxa"/>
+              <w:bottom w:w="90" w:type="dxa"/>
+              <w:left w:w="140" w:type="dxa"/>
+              <w:right w:w="140" w:type="dxa"/>
             </w:tcMar>
-            <w:shd w:fill="F8FAFC"/>
           </w:tcPr>
           <w:p>
+            <w:r/>
             <w:r>
               <w:rPr>
-                <w:rFonts w:ascii="Malgun Gothic" w:hAnsi="Malgun Gothic"/>
-                <w:color w:val="334155"/>
-                <w:sz w:val="18"/>
+                <w:rFonts w:ascii="맑은 고딕" w:hAnsi="맑은 고딕" w:eastAsia="맑은 고딕"/>
+                <w:b/>
+                <w:color w:val="1E293B"/>
+                <w:sz w:val="19"/>
+              </w:rPr>
+              <w:t>변경 배경 및 사유</w:t>
+            </w:r>
+          </w:p>
+        </w:tc>
+        <w:tc>
+          <w:tcPr>
+            <w:tcW w:type="dxa" w:w="4896"/>
+            <w:shd w:fill="FFFFFF"/>
+            <w:tcMar>
+              <w:top w:w="90" w:type="dxa"/>
+              <w:bottom w:w="90" w:type="dxa"/>
+              <w:left w:w="140" w:type="dxa"/>
+              <w:right w:w="140" w:type="dxa"/>
+            </w:tcMar>
+          </w:tcPr>
+          <w:p>
+            <w:r/>
+            <w:r>
+              <w:rPr>
+                <w:rFonts w:ascii="맑은 고딕" w:hAnsi="맑은 고딕" w:eastAsia="맑은 고딕"/>
+                <w:b w:val="0"/>
+                <w:color w:val="1E293B"/>
+                <w:sz w:val="19"/>
+              </w:rPr>
+              <w:t>2026년 8월 식약처 수출용 화장품 표시·광고 지침 개정 및 북미(FDA OTC)·중국(NMPA) 동시 출시 캠페인 확대로 인해 국문 심의 외에 영문 금지표현 20개 패턴의 동시 검출 기능 추가 요청</w:t>
+            </w:r>
+          </w:p>
+        </w:tc>
+      </w:tr>
+      <w:tr>
+        <w:tc>
+          <w:tcPr>
+            <w:tcW w:type="dxa" w:w="4896"/>
+            <w:shd w:fill="EFF6FF"/>
+            <w:tcMar>
+              <w:top w:w="90" w:type="dxa"/>
+              <w:bottom w:w="90" w:type="dxa"/>
+              <w:left w:w="140" w:type="dxa"/>
+              <w:right w:w="140" w:type="dxa"/>
+            </w:tcMar>
+          </w:tcPr>
+          <w:p>
+            <w:r/>
+            <w:r>
+              <w:rPr>
+                <w:rFonts w:ascii="맑은 고딕" w:hAnsi="맑은 고딕" w:eastAsia="맑은 고딕"/>
+                <w:b/>
+                <w:color w:val="1E293B"/>
+                <w:sz w:val="19"/>
+              </w:rPr>
+              <w:t>변경 전 사양 (As-Is)</w:t>
+            </w:r>
+          </w:p>
+        </w:tc>
+        <w:tc>
+          <w:tcPr>
+            <w:tcW w:type="dxa" w:w="4896"/>
+            <w:shd w:fill="F8FAFC"/>
+            <w:tcMar>
+              <w:top w:w="90" w:type="dxa"/>
+              <w:bottom w:w="90" w:type="dxa"/>
+              <w:left w:w="140" w:type="dxa"/>
+              <w:right w:w="140" w:type="dxa"/>
+            </w:tcMar>
+          </w:tcPr>
+          <w:p>
+            <w:r/>
+            <w:r>
+              <w:rPr>
+                <w:rFonts w:ascii="맑은 고딕" w:hAnsi="맑은 고딕" w:eastAsia="맑은 고딕"/>
+                <w:b w:val="0"/>
+                <w:color w:val="1E293B"/>
+                <w:sz w:val="19"/>
+              </w:rPr>
+              <w:t>국문 표시·광고 금지/주의 표현 100대 룰셋 및 국문 식약처 가이드라인 RAG 검색만 수행</w:t>
+            </w:r>
+          </w:p>
+        </w:tc>
+      </w:tr>
+      <w:tr>
+        <w:tc>
+          <w:tcPr>
+            <w:tcW w:type="dxa" w:w="4896"/>
+            <w:shd w:fill="EFF6FF"/>
+            <w:tcMar>
+              <w:top w:w="90" w:type="dxa"/>
+              <w:bottom w:w="90" w:type="dxa"/>
+              <w:left w:w="140" w:type="dxa"/>
+              <w:right w:w="140" w:type="dxa"/>
+            </w:tcMar>
+          </w:tcPr>
+          <w:p>
+            <w:r/>
+            <w:r>
+              <w:rPr>
+                <w:rFonts w:ascii="맑은 고딕" w:hAnsi="맑은 고딕" w:eastAsia="맑은 고딕"/>
+                <w:b/>
+                <w:color w:val="1E293B"/>
+                <w:sz w:val="19"/>
+              </w:rPr>
+              <w:t>변경 후 사양 (To-Be)</w:t>
+            </w:r>
+          </w:p>
+        </w:tc>
+        <w:tc>
+          <w:tcPr>
+            <w:tcW w:type="dxa" w:w="4896"/>
+            <w:shd w:fill="FFFFFF"/>
+            <w:tcMar>
+              <w:top w:w="90" w:type="dxa"/>
+              <w:bottom w:w="90" w:type="dxa"/>
+              <w:left w:w="140" w:type="dxa"/>
+              <w:right w:w="140" w:type="dxa"/>
+            </w:tcMar>
+          </w:tcPr>
+          <w:p>
+            <w:r/>
+            <w:r>
+              <w:rPr>
+                <w:rFonts w:ascii="맑은 고딕" w:hAnsi="맑은 고딕" w:eastAsia="맑은 고딕"/>
+                <w:b w:val="0"/>
+                <w:color w:val="1E293B"/>
+                <w:sz w:val="19"/>
+              </w:rPr>
+              <w:t>영문 필수 금지어 정규식 20건 추가 등록(tb_compliance_rule 다국어 컬럼 확장) 및 심의 결과 화면 내 영문 대체문구 병기 옵션 추가</w:t>
+            </w:r>
+          </w:p>
+        </w:tc>
+      </w:tr>
+    </w:tbl>
+    <w:p/>
+    <w:p>
+      <w:r>
+        <w:rPr>
+          <w:rFonts w:ascii="맑은 고딕" w:hAnsi="맑은 고딕" w:eastAsia="맑은 고딕"/>
+          <w:b/>
+          <w:color w:val="1B365D"/>
+          <w:sz w:val="25"/>
+        </w:rPr>
+        <w:t>2. 기술 영향도 및 소요 공수(M/D) 산정 내역</w:t>
+      </w:r>
+    </w:p>
+    <w:tbl>
+      <w:tblPr>
+        <w:tblStyle w:val="TableGrid"/>
+        <w:tblW w:type="auto" w:w="0"/>
+        <w:jc w:val="center"/>
+        <w:tblLook w:firstColumn="1" w:firstRow="1" w:lastColumn="0" w:lastRow="0" w:noHBand="0" w:noVBand="1" w:val="04A0"/>
+      </w:tblPr>
+      <w:tblGrid>
+        <w:gridCol w:w="2448"/>
+        <w:gridCol w:w="2448"/>
+        <w:gridCol w:w="2448"/>
+        <w:gridCol w:w="2448"/>
+      </w:tblGrid>
+      <w:tr>
+        <w:tc>
+          <w:tcPr>
+            <w:tcW w:type="dxa" w:w="2448"/>
+            <w:shd w:fill="1B365D"/>
+            <w:tcMar>
+              <w:top w:w="110" w:type="dxa"/>
+              <w:bottom w:w="110" w:type="dxa"/>
+              <w:left w:w="140" w:type="dxa"/>
+              <w:right w:w="140" w:type="dxa"/>
+            </w:tcMar>
+          </w:tcPr>
+          <w:p>
+            <w:pPr>
+              <w:jc w:val="center"/>
+            </w:pPr>
+            <w:r/>
+            <w:r>
+              <w:rPr>
+                <w:rFonts w:ascii="맑은 고딕" w:hAnsi="맑은 고딕" w:eastAsia="맑은 고딕"/>
+                <w:b/>
+                <w:color w:val="FFFFFF"/>
+                <w:sz w:val="19"/>
+              </w:rPr>
+              <w:t>영향 영역</w:t>
+            </w:r>
+          </w:p>
+        </w:tc>
+        <w:tc>
+          <w:tcPr>
+            <w:tcW w:type="dxa" w:w="2448"/>
+            <w:shd w:fill="1B365D"/>
+            <w:tcMar>
+              <w:top w:w="110" w:type="dxa"/>
+              <w:bottom w:w="110" w:type="dxa"/>
+              <w:left w:w="140" w:type="dxa"/>
+              <w:right w:w="140" w:type="dxa"/>
+            </w:tcMar>
+          </w:tcPr>
+          <w:p>
+            <w:pPr>
+              <w:jc w:val="center"/>
+            </w:pPr>
+            <w:r/>
+            <w:r>
+              <w:rPr>
+                <w:rFonts w:ascii="맑은 고딕" w:hAnsi="맑은 고딕" w:eastAsia="맑은 고딕"/>
+                <w:b/>
+                <w:color w:val="FFFFFF"/>
+                <w:sz w:val="19"/>
+              </w:rPr>
+              <w:t>수정 대상 산출물 및 모듈</w:t>
+            </w:r>
+          </w:p>
+        </w:tc>
+        <w:tc>
+          <w:tcPr>
+            <w:tcW w:type="dxa" w:w="2448"/>
+            <w:shd w:fill="1B365D"/>
+            <w:tcMar>
+              <w:top w:w="110" w:type="dxa"/>
+              <w:bottom w:w="110" w:type="dxa"/>
+              <w:left w:w="140" w:type="dxa"/>
+              <w:right w:w="140" w:type="dxa"/>
+            </w:tcMar>
+          </w:tcPr>
+          <w:p>
+            <w:pPr>
+              <w:jc w:val="center"/>
+            </w:pPr>
+            <w:r/>
+            <w:r>
+              <w:rPr>
+                <w:rFonts w:ascii="맑은 고딕" w:hAnsi="맑은 고딕" w:eastAsia="맑은 고딕"/>
+                <w:b/>
+                <w:color w:val="FFFFFF"/>
+                <w:sz w:val="19"/>
+              </w:rPr>
+              <w:t>세부 작업 내역</w:t>
+            </w:r>
+          </w:p>
+        </w:tc>
+        <w:tc>
+          <w:tcPr>
+            <w:tcW w:type="dxa" w:w="2448"/>
+            <w:shd w:fill="1B365D"/>
+            <w:tcMar>
+              <w:top w:w="110" w:type="dxa"/>
+              <w:bottom w:w="110" w:type="dxa"/>
+              <w:left w:w="140" w:type="dxa"/>
+              <w:right w:w="140" w:type="dxa"/>
+            </w:tcMar>
+          </w:tcPr>
+          <w:p>
+            <w:pPr>
+              <w:jc w:val="center"/>
+            </w:pPr>
+            <w:r/>
+            <w:r>
+              <w:rPr>
+                <w:rFonts w:ascii="맑은 고딕" w:hAnsi="맑은 고딕" w:eastAsia="맑은 고딕"/>
+                <w:b/>
+                <w:color w:val="FFFFFF"/>
+                <w:sz w:val="19"/>
+              </w:rPr>
+              <w:t>소요 공수</w:t>
+            </w:r>
+          </w:p>
+        </w:tc>
+      </w:tr>
+      <w:tr>
+        <w:tc>
+          <w:tcPr>
+            <w:tcW w:type="dxa" w:w="2448"/>
+            <w:shd w:fill="FFFFFF"/>
+            <w:tcMar>
+              <w:top w:w="90" w:type="dxa"/>
+              <w:bottom w:w="90" w:type="dxa"/>
+              <w:left w:w="140" w:type="dxa"/>
+              <w:right w:w="140" w:type="dxa"/>
+            </w:tcMar>
+          </w:tcPr>
+          <w:p>
+            <w:r/>
+            <w:r>
+              <w:rPr>
+                <w:rFonts w:ascii="맑은 고딕" w:hAnsi="맑은 고딕" w:eastAsia="맑은 고딕"/>
+                <w:b w:val="0"/>
+                <w:color w:val="1E293B"/>
+                <w:sz w:val="19"/>
               </w:rPr>
               <w:t>데이터베이스</w:t>
             </w:r>
@@ -411,45 +695,73 @@
         </w:tc>
         <w:tc>
           <w:tcPr>
-            <w:tcW w:type="dxa" w:w="3120"/>
+            <w:tcW w:type="dxa" w:w="2448"/>
+            <w:shd w:fill="FFFFFF"/>
             <w:tcMar>
-              <w:top w:w="100" w:type="dxa"/>
-              <w:bottom w:w="100" w:type="dxa"/>
-              <w:left w:w="130" w:type="dxa"/>
-              <w:right w:w="130" w:type="dxa"/>
+              <w:top w:w="90" w:type="dxa"/>
+              <w:bottom w:w="90" w:type="dxa"/>
+              <w:left w:w="140" w:type="dxa"/>
+              <w:right w:w="140" w:type="dxa"/>
             </w:tcMar>
-            <w:shd w:fill="F8FAFC"/>
           </w:tcPr>
           <w:p>
+            <w:r/>
             <w:r>
               <w:rPr>
-                <w:rFonts w:ascii="Malgun Gothic" w:hAnsi="Malgun Gothic"/>
-                <w:color w:val="334155"/>
-                <w:sz w:val="18"/>
+                <w:rFonts w:ascii="맑은 고딕" w:hAnsi="맑은 고딕" w:eastAsia="맑은 고딕"/>
+                <w:b w:val="0"/>
+                <w:color w:val="1E293B"/>
+                <w:sz w:val="19"/>
               </w:rPr>
-              <w:t>결제 수단 테이블 1건 신규, 컬럼 4건 추가</w:t>
+              <w:t>tb_compliance_rule, EMP_DEG_080</w:t>
             </w:r>
           </w:p>
         </w:tc>
         <w:tc>
           <w:tcPr>
-            <w:tcW w:type="dxa" w:w="3120"/>
+            <w:tcW w:type="dxa" w:w="2448"/>
+            <w:shd w:fill="FFFFFF"/>
             <w:tcMar>
-              <w:top w:w="100" w:type="dxa"/>
-              <w:bottom w:w="100" w:type="dxa"/>
-              <w:left w:w="130" w:type="dxa"/>
-              <w:right w:w="130" w:type="dxa"/>
+              <w:top w:w="90" w:type="dxa"/>
+              <w:bottom w:w="90" w:type="dxa"/>
+              <w:left w:w="140" w:type="dxa"/>
+              <w:right w:w="140" w:type="dxa"/>
             </w:tcMar>
-            <w:shd w:fill="F8FAFC"/>
           </w:tcPr>
           <w:p>
+            <w:r/>
             <w:r>
               <w:rPr>
-                <w:rFonts w:ascii="Malgun Gothic" w:hAnsi="Malgun Gothic"/>
-                <w:color w:val="334155"/>
-                <w:sz w:val="18"/>
+                <w:rFonts w:ascii="맑은 고딕" w:hAnsi="맑은 고딕" w:eastAsia="맑은 고딕"/>
+                <w:b w:val="0"/>
+                <w:color w:val="1E293B"/>
+                <w:sz w:val="19"/>
               </w:rPr>
-              <w:t>테이블 1개</w:t>
+              <w:t>lang_code 컬럼 및 영문 정규식 패턴 20건 시드 데이터 추가</w:t>
+            </w:r>
+          </w:p>
+        </w:tc>
+        <w:tc>
+          <w:tcPr>
+            <w:tcW w:type="dxa" w:w="2448"/>
+            <w:shd w:fill="FFFFFF"/>
+            <w:tcMar>
+              <w:top w:w="90" w:type="dxa"/>
+              <w:bottom w:w="90" w:type="dxa"/>
+              <w:left w:w="140" w:type="dxa"/>
+              <w:right w:w="140" w:type="dxa"/>
+            </w:tcMar>
+          </w:tcPr>
+          <w:p>
+            <w:r/>
+            <w:r>
+              <w:rPr>
+                <w:rFonts w:ascii="맑은 고딕" w:hAnsi="맑은 고딕" w:eastAsia="맑은 고딕"/>
+                <w:b w:val="0"/>
+                <w:color w:val="1E293B"/>
+                <w:sz w:val="19"/>
+              </w:rPr>
+              <w:t>1.0 M/D</w:t>
             </w:r>
           </w:p>
         </w:tc>
@@ -457,67 +769,97 @@
       <w:tr>
         <w:tc>
           <w:tcPr>
-            <w:tcW w:type="dxa" w:w="3120"/>
+            <w:tcW w:type="dxa" w:w="2448"/>
+            <w:shd w:fill="F8FAFC"/>
             <w:tcMar>
-              <w:top w:w="100" w:type="dxa"/>
-              <w:bottom w:w="100" w:type="dxa"/>
-              <w:left w:w="130" w:type="dxa"/>
-              <w:right w:w="130" w:type="dxa"/>
+              <w:top w:w="90" w:type="dxa"/>
+              <w:bottom w:w="90" w:type="dxa"/>
+              <w:left w:w="140" w:type="dxa"/>
+              <w:right w:w="140" w:type="dxa"/>
             </w:tcMar>
-            <w:shd w:fill="FFFFFF"/>
           </w:tcPr>
           <w:p>
+            <w:r/>
             <w:r>
               <w:rPr>
-                <w:rFonts w:ascii="Malgun Gothic" w:hAnsi="Malgun Gothic"/>
-                <w:color w:val="334155"/>
-                <w:sz w:val="18"/>
+                <w:rFonts w:ascii="맑은 고딕" w:hAnsi="맑은 고딕" w:eastAsia="맑은 고딕"/>
+                <w:b w:val="0"/>
+                <w:color w:val="1E293B"/>
+                <w:sz w:val="19"/>
               </w:rPr>
-              <w:t>백엔드 API</w:t>
+              <w:t>AI 추론 파이프라인</w:t>
             </w:r>
           </w:p>
         </w:tc>
         <w:tc>
           <w:tcPr>
-            <w:tcW w:type="dxa" w:w="3120"/>
+            <w:tcW w:type="dxa" w:w="2448"/>
+            <w:shd w:fill="F8FAFC"/>
             <w:tcMar>
-              <w:top w:w="100" w:type="dxa"/>
-              <w:bottom w:w="100" w:type="dxa"/>
-              <w:left w:w="130" w:type="dxa"/>
-              <w:right w:w="130" w:type="dxa"/>
+              <w:top w:w="90" w:type="dxa"/>
+              <w:bottom w:w="90" w:type="dxa"/>
+              <w:left w:w="140" w:type="dxa"/>
+              <w:right w:w="140" w:type="dxa"/>
             </w:tcMar>
-            <w:shd w:fill="FFFFFF"/>
           </w:tcPr>
           <w:p>
+            <w:r/>
             <w:r>
               <w:rPr>
-                <w:rFonts w:ascii="Malgun Gothic" w:hAnsi="Malgun Gothic"/>
-                <w:color w:val="334155"/>
-                <w:sz w:val="18"/>
+                <w:rFonts w:ascii="맑은 고딕" w:hAnsi="맑은 고딕" w:eastAsia="맑은 고딕"/>
+                <w:b w:val="0"/>
+                <w:color w:val="1E293B"/>
+                <w:sz w:val="19"/>
               </w:rPr>
-              <w:t>결제사 Webhook 수신 및 승인 Controller 구현</w:t>
+              <w:t>EMP_EXE_020 (3단계 프롬프트)</w:t>
             </w:r>
           </w:p>
         </w:tc>
         <w:tc>
           <w:tcPr>
-            <w:tcW w:type="dxa" w:w="3120"/>
+            <w:tcW w:type="dxa" w:w="2448"/>
+            <w:shd w:fill="F8FAFC"/>
             <w:tcMar>
-              <w:top w:w="100" w:type="dxa"/>
-              <w:bottom w:w="100" w:type="dxa"/>
-              <w:left w:w="130" w:type="dxa"/>
-              <w:right w:w="130" w:type="dxa"/>
+              <w:top w:w="90" w:type="dxa"/>
+              <w:bottom w:w="90" w:type="dxa"/>
+              <w:left w:w="140" w:type="dxa"/>
+              <w:right w:w="140" w:type="dxa"/>
             </w:tcMar>
-            <w:shd w:fill="FFFFFF"/>
           </w:tcPr>
           <w:p>
+            <w:r/>
             <w:r>
               <w:rPr>
-                <w:rFonts w:ascii="Malgun Gothic" w:hAnsi="Malgun Gothic"/>
-                <w:color w:val="334155"/>
-                <w:sz w:val="18"/>
+                <w:rFonts w:ascii="맑은 고딕" w:hAnsi="맑은 고딕" w:eastAsia="맑은 고딕"/>
+                <w:b w:val="0"/>
+                <w:color w:val="1E293B"/>
+                <w:sz w:val="19"/>
               </w:rPr>
-              <w:t>신규 API 3건</w:t>
+              <w:t>영문 클레임 검출 시 영문 대체 표현(Alternative Copy) JSON 필드 추가</w:t>
+            </w:r>
+          </w:p>
+        </w:tc>
+        <w:tc>
+          <w:tcPr>
+            <w:tcW w:type="dxa" w:w="2448"/>
+            <w:shd w:fill="F8FAFC"/>
+            <w:tcMar>
+              <w:top w:w="90" w:type="dxa"/>
+              <w:bottom w:w="90" w:type="dxa"/>
+              <w:left w:w="140" w:type="dxa"/>
+              <w:right w:w="140" w:type="dxa"/>
+            </w:tcMar>
+          </w:tcPr>
+          <w:p>
+            <w:r/>
+            <w:r>
+              <w:rPr>
+                <w:rFonts w:ascii="맑은 고딕" w:hAnsi="맑은 고딕" w:eastAsia="맑은 고딕"/>
+                <w:b w:val="0"/>
+                <w:color w:val="1E293B"/>
+                <w:sz w:val="19"/>
+              </w:rPr>
+              <w:t>2.0 M/D</w:t>
             </w:r>
           </w:p>
         </w:tc>
@@ -525,21 +867,23 @@
       <w:tr>
         <w:tc>
           <w:tcPr>
-            <w:tcW w:type="dxa" w:w="3120"/>
+            <w:tcW w:type="dxa" w:w="2448"/>
+            <w:shd w:fill="FFFFFF"/>
             <w:tcMar>
-              <w:top w:w="100" w:type="dxa"/>
-              <w:bottom w:w="100" w:type="dxa"/>
-              <w:left w:w="130" w:type="dxa"/>
-              <w:right w:w="130" w:type="dxa"/>
+              <w:top w:w="90" w:type="dxa"/>
+              <w:bottom w:w="90" w:type="dxa"/>
+              <w:left w:w="140" w:type="dxa"/>
+              <w:right w:w="140" w:type="dxa"/>
             </w:tcMar>
-            <w:shd w:fill="F8FAFC"/>
           </w:tcPr>
           <w:p>
+            <w:r/>
             <w:r>
               <w:rPr>
-                <w:rFonts w:ascii="Malgun Gothic" w:hAnsi="Malgun Gothic"/>
-                <w:color w:val="334155"/>
-                <w:sz w:val="18"/>
+                <w:rFonts w:ascii="맑은 고딕" w:hAnsi="맑은 고딕" w:eastAsia="맑은 고딕"/>
+                <w:b w:val="0"/>
+                <w:color w:val="1E293B"/>
+                <w:sz w:val="19"/>
               </w:rPr>
               <w:t>프론트엔드 UI</w:t>
             </w:r>
@@ -547,45 +891,73 @@
         </w:tc>
         <w:tc>
           <w:tcPr>
-            <w:tcW w:type="dxa" w:w="3120"/>
+            <w:tcW w:type="dxa" w:w="2448"/>
+            <w:shd w:fill="FFFFFF"/>
             <w:tcMar>
-              <w:top w:w="100" w:type="dxa"/>
-              <w:bottom w:w="100" w:type="dxa"/>
-              <w:left w:w="130" w:type="dxa"/>
-              <w:right w:w="130" w:type="dxa"/>
+              <w:top w:w="90" w:type="dxa"/>
+              <w:bottom w:w="90" w:type="dxa"/>
+              <w:left w:w="140" w:type="dxa"/>
+              <w:right w:w="140" w:type="dxa"/>
             </w:tcMar>
-            <w:shd w:fill="F8FAFC"/>
           </w:tcPr>
           <w:p>
+            <w:r/>
             <w:r>
               <w:rPr>
-                <w:rFonts w:ascii="Malgun Gothic" w:hAnsi="Malgun Gothic"/>
-                <w:color w:val="334155"/>
-                <w:sz w:val="18"/>
+                <w:rFonts w:ascii="맑은 고딕" w:hAnsi="맑은 고딕" w:eastAsia="맑은 고딕"/>
+                <w:b w:val="0"/>
+                <w:color w:val="1E293B"/>
+                <w:sz w:val="19"/>
               </w:rPr>
-              <w:t>결제 수단 선택 모달 및 영수증 화면 구현</w:t>
+              <w:t>UI-FO-009 (심의결과 상세), UI-BO-001</w:t>
             </w:r>
           </w:p>
         </w:tc>
         <w:tc>
           <w:tcPr>
-            <w:tcW w:type="dxa" w:w="3120"/>
+            <w:tcW w:type="dxa" w:w="2448"/>
+            <w:shd w:fill="FFFFFF"/>
             <w:tcMar>
-              <w:top w:w="100" w:type="dxa"/>
-              <w:bottom w:w="100" w:type="dxa"/>
-              <w:left w:w="130" w:type="dxa"/>
-              <w:right w:w="130" w:type="dxa"/>
+              <w:top w:w="90" w:type="dxa"/>
+              <w:bottom w:w="90" w:type="dxa"/>
+              <w:left w:w="140" w:type="dxa"/>
+              <w:right w:w="140" w:type="dxa"/>
             </w:tcMar>
-            <w:shd w:fill="F8FAFC"/>
           </w:tcPr>
           <w:p>
+            <w:r/>
             <w:r>
               <w:rPr>
-                <w:rFonts w:ascii="Malgun Gothic" w:hAnsi="Malgun Gothic"/>
-                <w:color w:val="334155"/>
-                <w:sz w:val="18"/>
+                <w:rFonts w:ascii="맑은 고딕" w:hAnsi="맑은 고딕" w:eastAsia="맑은 고딕"/>
+                <w:b w:val="0"/>
+                <w:color w:val="1E293B"/>
+                <w:sz w:val="19"/>
               </w:rPr>
-              <w:t>화면 2개</w:t>
+              <w:t>언어 필터(KO/EN) 토글 스위치 및 다국어 룰셋 배지 표시</w:t>
+            </w:r>
+          </w:p>
+        </w:tc>
+        <w:tc>
+          <w:tcPr>
+            <w:tcW w:type="dxa" w:w="2448"/>
+            <w:shd w:fill="FFFFFF"/>
+            <w:tcMar>
+              <w:top w:w="90" w:type="dxa"/>
+              <w:bottom w:w="90" w:type="dxa"/>
+              <w:left w:w="140" w:type="dxa"/>
+              <w:right w:w="140" w:type="dxa"/>
+            </w:tcMar>
+          </w:tcPr>
+          <w:p>
+            <w:r/>
+            <w:r>
+              <w:rPr>
+                <w:rFonts w:ascii="맑은 고딕" w:hAnsi="맑은 고딕" w:eastAsia="맑은 고딕"/>
+                <w:b w:val="0"/>
+                <w:color w:val="1E293B"/>
+                <w:sz w:val="19"/>
+              </w:rPr>
+              <w:t>1.5 M/D</w:t>
             </w:r>
           </w:p>
         </w:tc>
@@ -593,67 +965,195 @@
       <w:tr>
         <w:tc>
           <w:tcPr>
-            <w:tcW w:type="dxa" w:w="3120"/>
+            <w:tcW w:type="dxa" w:w="2448"/>
+            <w:shd w:fill="F8FAFC"/>
             <w:tcMar>
-              <w:top w:w="100" w:type="dxa"/>
-              <w:bottom w:w="100" w:type="dxa"/>
-              <w:left w:w="130" w:type="dxa"/>
-              <w:right w:w="130" w:type="dxa"/>
+              <w:top w:w="90" w:type="dxa"/>
+              <w:bottom w:w="90" w:type="dxa"/>
+              <w:left w:w="140" w:type="dxa"/>
+              <w:right w:w="140" w:type="dxa"/>
             </w:tcMar>
-            <w:shd w:fill="FFFFFF"/>
           </w:tcPr>
           <w:p>
+            <w:r/>
             <w:r>
               <w:rPr>
-                <w:rFonts w:ascii="Malgun Gothic" w:hAnsi="Malgun Gothic"/>
-                <w:color w:val="334155"/>
-                <w:sz w:val="18"/>
+                <w:rFonts w:ascii="맑은 고딕" w:hAnsi="맑은 고딕" w:eastAsia="맑은 고딕"/>
+                <w:b w:val="0"/>
+                <w:color w:val="1E293B"/>
+                <w:sz w:val="19"/>
               </w:rPr>
-              <w:t>소요 공수 (M/D)</w:t>
+              <w:t>통합 테스트</w:t>
             </w:r>
           </w:p>
         </w:tc>
         <w:tc>
           <w:tcPr>
-            <w:tcW w:type="dxa" w:w="3120"/>
+            <w:tcW w:type="dxa" w:w="2448"/>
+            <w:shd w:fill="F8FAFC"/>
             <w:tcMar>
-              <w:top w:w="100" w:type="dxa"/>
-              <w:bottom w:w="100" w:type="dxa"/>
-              <w:left w:w="130" w:type="dxa"/>
-              <w:right w:w="130" w:type="dxa"/>
+              <w:top w:w="90" w:type="dxa"/>
+              <w:bottom w:w="90" w:type="dxa"/>
+              <w:left w:w="140" w:type="dxa"/>
+              <w:right w:w="140" w:type="dxa"/>
             </w:tcMar>
-            <w:shd w:fill="FFFFFF"/>
           </w:tcPr>
           <w:p>
+            <w:r/>
             <w:r>
               <w:rPr>
-                <w:rFonts w:ascii="Malgun Gothic" w:hAnsi="Malgun Gothic"/>
-                <w:color w:val="334155"/>
-                <w:sz w:val="18"/>
+                <w:rFonts w:ascii="맑은 고딕" w:hAnsi="맑은 고딕" w:eastAsia="맑은 고딕"/>
+                <w:b w:val="0"/>
+                <w:color w:val="1E293B"/>
+                <w:sz w:val="19"/>
               </w:rPr>
-              <w:t>분석 1MD + 개발 4MD + 통합검증 2MD</w:t>
+              <w:t>EMP_TST_050 (골든셋 검증)</w:t>
             </w:r>
           </w:p>
         </w:tc>
         <w:tc>
           <w:tcPr>
-            <w:tcW w:type="dxa" w:w="3120"/>
+            <w:tcW w:type="dxa" w:w="2448"/>
+            <w:shd w:fill="F8FAFC"/>
             <w:tcMar>
-              <w:top w:w="100" w:type="dxa"/>
-              <w:bottom w:w="100" w:type="dxa"/>
-              <w:left w:w="130" w:type="dxa"/>
-              <w:right w:w="130" w:type="dxa"/>
+              <w:top w:w="90" w:type="dxa"/>
+              <w:bottom w:w="90" w:type="dxa"/>
+              <w:left w:w="140" w:type="dxa"/>
+              <w:right w:w="140" w:type="dxa"/>
             </w:tcMar>
-            <w:shd w:fill="FFFFFF"/>
           </w:tcPr>
           <w:p>
+            <w:r/>
             <w:r>
               <w:rPr>
-                <w:rFonts w:ascii="Malgun Gothic" w:hAnsi="Malgun Gothic"/>
-                <w:color w:val="334155"/>
-                <w:sz w:val="18"/>
+                <w:rFonts w:ascii="맑은 고딕" w:hAnsi="맑은 고딕" w:eastAsia="맑은 고딕"/>
+                <w:b w:val="0"/>
+                <w:color w:val="1E293B"/>
+                <w:sz w:val="19"/>
               </w:rPr>
-              <w:t>총 7 M/D</w:t>
+              <w:t>영문 심의 테스트 케이스 5건 추가 및 회귀 테스트 수행</w:t>
+            </w:r>
+          </w:p>
+        </w:tc>
+        <w:tc>
+          <w:tcPr>
+            <w:tcW w:type="dxa" w:w="2448"/>
+            <w:shd w:fill="F8FAFC"/>
+            <w:tcMar>
+              <w:top w:w="90" w:type="dxa"/>
+              <w:bottom w:w="90" w:type="dxa"/>
+              <w:left w:w="140" w:type="dxa"/>
+              <w:right w:w="140" w:type="dxa"/>
+            </w:tcMar>
+          </w:tcPr>
+          <w:p>
+            <w:r/>
+            <w:r>
+              <w:rPr>
+                <w:rFonts w:ascii="맑은 고딕" w:hAnsi="맑은 고딕" w:eastAsia="맑은 고딕"/>
+                <w:b w:val="0"/>
+                <w:color w:val="1E293B"/>
+                <w:sz w:val="19"/>
+              </w:rPr>
+              <w:t>1.0 M/D</w:t>
+            </w:r>
+          </w:p>
+        </w:tc>
+      </w:tr>
+      <w:tr>
+        <w:tc>
+          <w:tcPr>
+            <w:tcW w:type="dxa" w:w="2448"/>
+            <w:shd w:fill="FFFFFF"/>
+            <w:tcMar>
+              <w:top w:w="90" w:type="dxa"/>
+              <w:bottom w:w="90" w:type="dxa"/>
+              <w:left w:w="140" w:type="dxa"/>
+              <w:right w:w="140" w:type="dxa"/>
+            </w:tcMar>
+          </w:tcPr>
+          <w:p>
+            <w:r/>
+            <w:r>
+              <w:rPr>
+                <w:rFonts w:ascii="맑은 고딕" w:hAnsi="맑은 고딕" w:eastAsia="맑은 고딕"/>
+                <w:b/>
+                <w:color w:val="1E293B"/>
+                <w:sz w:val="19"/>
+              </w:rPr>
+              <w:t>합계</w:t>
+            </w:r>
+          </w:p>
+        </w:tc>
+        <w:tc>
+          <w:tcPr>
+            <w:tcW w:type="dxa" w:w="2448"/>
+            <w:shd w:fill="FFFFFF"/>
+            <w:tcMar>
+              <w:top w:w="90" w:type="dxa"/>
+              <w:bottom w:w="90" w:type="dxa"/>
+              <w:left w:w="140" w:type="dxa"/>
+              <w:right w:w="140" w:type="dxa"/>
+            </w:tcMar>
+          </w:tcPr>
+          <w:p>
+            <w:r/>
+            <w:r>
+              <w:rPr>
+                <w:rFonts w:ascii="맑은 고딕" w:hAnsi="맑은 고딕" w:eastAsia="맑은 고딕"/>
+                <w:b/>
+                <w:color w:val="1E293B"/>
+                <w:sz w:val="19"/>
+              </w:rPr>
+              <w:t>총 4개 영역</w:t>
+            </w:r>
+          </w:p>
+        </w:tc>
+        <w:tc>
+          <w:tcPr>
+            <w:tcW w:type="dxa" w:w="2448"/>
+            <w:shd w:fill="FFFFFF"/>
+            <w:tcMar>
+              <w:top w:w="90" w:type="dxa"/>
+              <w:bottom w:w="90" w:type="dxa"/>
+              <w:left w:w="140" w:type="dxa"/>
+              <w:right w:w="140" w:type="dxa"/>
+            </w:tcMar>
+          </w:tcPr>
+          <w:p>
+            <w:r/>
+            <w:r>
+              <w:rPr>
+                <w:rFonts w:ascii="맑은 고딕" w:hAnsi="맑은 고딕" w:eastAsia="맑은 고딕"/>
+                <w:b/>
+                <w:color w:val="1E293B"/>
+                <w:sz w:val="19"/>
+              </w:rPr>
+              <w:t>총 소요 공수 5.5 M/D (예비 버퍼 내 일정 흡수 합의)</w:t>
+            </w:r>
+          </w:p>
+        </w:tc>
+        <w:tc>
+          <w:tcPr>
+            <w:tcW w:type="dxa" w:w="2448"/>
+            <w:shd w:fill="FFFFFF"/>
+            <w:tcMar>
+              <w:top w:w="90" w:type="dxa"/>
+              <w:bottom w:w="90" w:type="dxa"/>
+              <w:left w:w="140" w:type="dxa"/>
+              <w:right w:w="140" w:type="dxa"/>
+            </w:tcMar>
+          </w:tcPr>
+          <w:p>
+            <w:r/>
+            <w:r>
+              <w:rPr>
+                <w:rFonts w:ascii="맑은 고딕" w:hAnsi="맑은 고딕" w:eastAsia="맑은 고딕"/>
+                <w:b/>
+                <w:color w:val="1E293B"/>
+                <w:sz w:val="19"/>
+              </w:rPr>
+              <w:t>5.5 M/D</w:t>
             </w:r>
           </w:p>
         </w:tc>
@@ -661,132 +1161,155 @@
     </w:tbl>
     <w:p/>
     <w:p>
-      <w:pPr>
-        <w:spacing w:before="160" w:after="80"/>
-      </w:pPr>
       <w:r>
         <w:rPr>
-          <w:rFonts w:ascii="Malgun Gothic" w:hAnsi="Malgun Gothic"/>
+          <w:rFonts w:ascii="맑은 고딕" w:hAnsi="맑은 고딕" w:eastAsia="맑은 고딕"/>
           <w:b/>
-          <w:color w:val="2563EB"/>
-          <w:sz w:val="26"/>
+          <w:color w:val="1B365D"/>
+          <w:sz w:val="25"/>
         </w:rPr>
-        <w:t>3. 일정 및 비용 조정 합의</w:t>
+        <w:t>3. 변경 심의 결과 및 합의 사항</w:t>
+      </w:r>
+    </w:p>
+    <w:p>
+      <w:r>
+        <w:rPr>
+          <w:rFonts w:ascii="맑은 고딕" w:hAnsi="맑은 고딕" w:eastAsia="맑은 고딕"/>
+          <w:b w:val="0"/>
+          <w:color w:val="1E293B"/>
+          <w:sz w:val="20"/>
+        </w:rPr>
+        <w:t>1. 본 변경 요청(5.5 M/D)은 기존 예비 과업이었던 '저우선순위 통계 차트 1종(해외 지사별 오프라인 인쇄물 집계)'과 1:1 공수 상계(Swap) 방식으로 처리하여 총 계약금액 및 최종 준공일(2026.10.31)의 변동 없이 반영하기로 상호 합의함.</w:t>
       </w:r>
     </w:p>
     <w:p>
       <w:pPr>
-        <w:spacing w:line="312" w:lineRule="auto" w:after="60"/>
+        <w:jc w:val="right"/>
       </w:pPr>
       <w:r>
         <w:rPr>
-          <w:rFonts w:ascii="Malgun Gothic" w:hAnsi="Malgun Gothic"/>
-          <w:color w:val="334155"/>
-          <w:sz w:val="20"/>
+          <w:rFonts w:ascii="맑은 고딕" w:hAnsi="맑은 고딕" w:eastAsia="맑은 고딕"/>
+          <w:b/>
+          <w:color w:val="0F172A"/>
+          <w:sz w:val="21"/>
         </w:rPr>
-        <w:t>1. 본 CR의 소요 공수는 7 M/D로 5 M/D를 초과하므로 정식 공정 조정 대상임.</w:t>
+        <w:t>확정 및 서명일자: 2026년 08월 21일</w:t>
       </w:r>
     </w:p>
-    <w:p>
-      <w:pPr>
-        <w:spacing w:line="312" w:lineRule="auto" w:after="60"/>
-      </w:pPr>
-      <w:r>
-        <w:rPr>
-          <w:rFonts w:ascii="Malgun Gothic" w:hAnsi="Malgun Gothic"/>
-          <w:color w:val="334155"/>
-          <w:sz w:val="20"/>
-        </w:rPr>
-        <w:t>2. 양사 합의에 따라 최종 준공 납기를 4영업일 순연하고, 추가 비용 일금 4,500,000원을 잔금 시 반영하기로 합의함.</w:t>
-      </w:r>
-    </w:p>
-    <w:p>
-      <w:pPr>
-        <w:jc w:val="center"/>
-      </w:pPr>
-      <w:r>
-        <w:rPr>
-          <w:rFonts w:ascii="Malgun Gothic" w:hAnsi="Malgun Gothic"/>
-          <w:b/>
-          <w:sz w:val="21"/>
-        </w:rPr>
-        <w:t>합의 및 확인일자: 202  년     월     일</w:t>
-      </w:r>
-    </w:p>
-    <w:p/>
     <w:tbl>
       <w:tblPr>
+        <w:tblStyle w:val="TableGrid"/>
         <w:tblW w:type="auto" w:w="0"/>
         <w:jc w:val="center"/>
         <w:tblLook w:firstColumn="1" w:firstRow="1" w:lastColumn="0" w:lastRow="0" w:noHBand="0" w:noVBand="1" w:val="04A0"/>
       </w:tblPr>
       <w:tblGrid>
-        <w:gridCol w:w="3120"/>
-        <w:gridCol w:w="3120"/>
-        <w:gridCol w:w="3120"/>
+        <w:gridCol w:w="2448"/>
+        <w:gridCol w:w="2448"/>
+        <w:gridCol w:w="2448"/>
+        <w:gridCol w:w="2448"/>
       </w:tblGrid>
       <w:tr>
         <w:tc>
           <w:tcPr>
-            <w:tcW w:type="dxa" w:w="3120"/>
-            <w:shd w:fill="334155"/>
+            <w:tcW w:type="dxa" w:w="2448"/>
+            <w:shd w:fill="1B365D"/>
             <w:tcMar>
-              <w:top w:w="90" w:type="dxa"/>
-              <w:bottom w:w="90" w:type="dxa"/>
-              <w:left w:w="110" w:type="dxa"/>
-              <w:right w:w="110" w:type="dxa"/>
+              <w:top w:w="110" w:type="dxa"/>
+              <w:bottom w:w="110" w:type="dxa"/>
+              <w:left w:w="140" w:type="dxa"/>
+              <w:right w:w="140" w:type="dxa"/>
             </w:tcMar>
           </w:tcPr>
           <w:p>
+            <w:pPr>
+              <w:jc w:val="center"/>
+            </w:pPr>
+            <w:r/>
             <w:r>
               <w:rPr>
-                <w:rFonts w:ascii="Malgun Gothic" w:hAnsi="Malgun Gothic"/>
+                <w:rFonts w:ascii="맑은 고딕" w:hAnsi="맑은 고딕" w:eastAsia="맑은 고딕"/>
                 <w:b/>
                 <w:color w:val="FFFFFF"/>
                 <w:sz w:val="19"/>
               </w:rPr>
-              <w:t>구 분</w:t>
+              <w:t>구분</w:t>
             </w:r>
           </w:p>
         </w:tc>
         <w:tc>
           <w:tcPr>
-            <w:tcW w:type="dxa" w:w="3120"/>
-            <w:shd w:fill="334155"/>
+            <w:tcW w:type="dxa" w:w="2448"/>
+            <w:shd w:fill="1B365D"/>
             <w:tcMar>
-              <w:top w:w="90" w:type="dxa"/>
-              <w:bottom w:w="90" w:type="dxa"/>
-              <w:left w:w="110" w:type="dxa"/>
-              <w:right w:w="110" w:type="dxa"/>
+              <w:top w:w="110" w:type="dxa"/>
+              <w:bottom w:w="110" w:type="dxa"/>
+              <w:left w:w="140" w:type="dxa"/>
+              <w:right w:w="140" w:type="dxa"/>
             </w:tcMar>
           </w:tcPr>
           <w:p>
+            <w:pPr>
+              <w:jc w:val="center"/>
+            </w:pPr>
+            <w:r/>
             <w:r>
               <w:rPr>
-                <w:rFonts w:ascii="Malgun Gothic" w:hAnsi="Malgun Gothic"/>
+                <w:rFonts w:ascii="맑은 고딕" w:hAnsi="맑은 고딕" w:eastAsia="맑은 고딕"/>
                 <w:b/>
                 <w:color w:val="FFFFFF"/>
                 <w:sz w:val="19"/>
               </w:rPr>
-              <w:t>소속 / 직급 / 성명</w:t>
+              <w:t>소속 기관 및 부서</w:t>
             </w:r>
           </w:p>
         </w:tc>
         <w:tc>
           <w:tcPr>
-            <w:tcW w:type="dxa" w:w="3120"/>
-            <w:shd w:fill="334155"/>
+            <w:tcW w:type="dxa" w:w="2448"/>
+            <w:shd w:fill="1B365D"/>
             <w:tcMar>
-              <w:top w:w="90" w:type="dxa"/>
-              <w:bottom w:w="90" w:type="dxa"/>
-              <w:left w:w="110" w:type="dxa"/>
-              <w:right w:w="110" w:type="dxa"/>
+              <w:top w:w="110" w:type="dxa"/>
+              <w:bottom w:w="110" w:type="dxa"/>
+              <w:left w:w="140" w:type="dxa"/>
+              <w:right w:w="140" w:type="dxa"/>
             </w:tcMar>
           </w:tcPr>
           <w:p>
+            <w:pPr>
+              <w:jc w:val="center"/>
+            </w:pPr>
+            <w:r/>
             <w:r>
               <w:rPr>
-                <w:rFonts w:ascii="Malgun Gothic" w:hAnsi="Malgun Gothic"/>
+                <w:rFonts w:ascii="맑은 고딕" w:hAnsi="맑은 고딕" w:eastAsia="맑은 고딕"/>
+                <w:b/>
+                <w:color w:val="FFFFFF"/>
+                <w:sz w:val="19"/>
+              </w:rPr>
+              <w:t>직급 / 성명</w:t>
+            </w:r>
+          </w:p>
+        </w:tc>
+        <w:tc>
+          <w:tcPr>
+            <w:tcW w:type="dxa" w:w="2448"/>
+            <w:shd w:fill="1B365D"/>
+            <w:tcMar>
+              <w:top w:w="110" w:type="dxa"/>
+              <w:bottom w:w="110" w:type="dxa"/>
+              <w:left w:w="140" w:type="dxa"/>
+              <w:right w:w="140" w:type="dxa"/>
+            </w:tcMar>
+          </w:tcPr>
+          <w:p>
+            <w:pPr>
+              <w:jc w:val="center"/>
+            </w:pPr>
+            <w:r/>
+            <w:r>
+              <w:rPr>
+                <w:rFonts w:ascii="맑은 고딕" w:hAnsi="맑은 고딕" w:eastAsia="맑은 고딕"/>
                 <w:b/>
                 <w:color w:val="FFFFFF"/>
                 <w:sz w:val="19"/>
@@ -799,61 +1322,97 @@
       <w:tr>
         <w:tc>
           <w:tcPr>
-            <w:tcW w:type="dxa" w:w="3120"/>
+            <w:tcW w:type="dxa" w:w="2448"/>
+            <w:shd w:fill="FFFFFF"/>
             <w:tcMar>
-              <w:top w:w="100" w:type="dxa"/>
-              <w:bottom w:w="100" w:type="dxa"/>
-              <w:left w:w="110" w:type="dxa"/>
-              <w:right w:w="110" w:type="dxa"/>
+              <w:top w:w="90" w:type="dxa"/>
+              <w:bottom w:w="90" w:type="dxa"/>
+              <w:left w:w="140" w:type="dxa"/>
+              <w:right w:w="140" w:type="dxa"/>
             </w:tcMar>
           </w:tcPr>
           <w:p>
+            <w:r/>
             <w:r>
               <w:rPr>
-                <w:rFonts w:ascii="Malgun Gothic" w:hAnsi="Malgun Gothic"/>
-                <w:sz w:val="18"/>
+                <w:rFonts w:ascii="맑은 고딕" w:hAnsi="맑은 고딕" w:eastAsia="맑은 고딕"/>
+                <w:b w:val="0"/>
+                <w:color w:val="1E293B"/>
+                <w:sz w:val="19"/>
               </w:rPr>
-              <w:t>발주처 PM</w:t>
+              <w:t>변경 요청자 (발주처)</w:t>
             </w:r>
           </w:p>
         </w:tc>
         <w:tc>
           <w:tcPr>
-            <w:tcW w:type="dxa" w:w="3120"/>
+            <w:tcW w:type="dxa" w:w="2448"/>
+            <w:shd w:fill="FFFFFF"/>
             <w:tcMar>
-              <w:top w:w="100" w:type="dxa"/>
-              <w:bottom w:w="100" w:type="dxa"/>
-              <w:left w:w="110" w:type="dxa"/>
-              <w:right w:w="110" w:type="dxa"/>
+              <w:top w:w="90" w:type="dxa"/>
+              <w:bottom w:w="90" w:type="dxa"/>
+              <w:left w:w="140" w:type="dxa"/>
+              <w:right w:w="140" w:type="dxa"/>
             </w:tcMar>
           </w:tcPr>
           <w:p>
+            <w:r/>
             <w:r>
               <w:rPr>
-                <w:rFonts w:ascii="Malgun Gothic" w:hAnsi="Malgun Gothic"/>
-                <w:sz w:val="18"/>
+                <w:rFonts w:ascii="맑은 고딕" w:hAnsi="맑은 고딕" w:eastAsia="맑은 고딕"/>
+                <w:b w:val="0"/>
+                <w:color w:val="1E293B"/>
+                <w:sz w:val="19"/>
               </w:rPr>
-              <w:t>[고객사명] 사업PM [           ]</w:t>
+              <w:t>주식회사 한빛글로벌 규제심의팀</w:t>
             </w:r>
           </w:p>
         </w:tc>
         <w:tc>
           <w:tcPr>
-            <w:tcW w:type="dxa" w:w="3120"/>
+            <w:tcW w:type="dxa" w:w="2448"/>
+            <w:shd w:fill="FFFFFF"/>
             <w:tcMar>
-              <w:top w:w="100" w:type="dxa"/>
-              <w:bottom w:w="100" w:type="dxa"/>
-              <w:left w:w="110" w:type="dxa"/>
-              <w:right w:w="110" w:type="dxa"/>
+              <w:top w:w="90" w:type="dxa"/>
+              <w:bottom w:w="90" w:type="dxa"/>
+              <w:left w:w="140" w:type="dxa"/>
+              <w:right w:w="140" w:type="dxa"/>
             </w:tcMar>
           </w:tcPr>
           <w:p>
+            <w:r/>
             <w:r>
               <w:rPr>
-                <w:rFonts w:ascii="Malgun Gothic" w:hAnsi="Malgun Gothic"/>
-                <w:sz w:val="18"/>
+                <w:rFonts w:ascii="맑은 고딕" w:hAnsi="맑은 고딕" w:eastAsia="맑은 고딕"/>
+                <w:b w:val="0"/>
+                <w:color w:val="1E293B"/>
+                <w:sz w:val="19"/>
               </w:rPr>
-              <w:t>(서명 또는 인)</w:t>
+              <w:t>팀장 윤 서 연</w:t>
+            </w:r>
+          </w:p>
+        </w:tc>
+        <w:tc>
+          <w:tcPr>
+            <w:tcW w:type="dxa" w:w="2448"/>
+            <w:shd w:fill="FFFFFF"/>
+            <w:tcMar>
+              <w:top w:w="90" w:type="dxa"/>
+              <w:bottom w:w="90" w:type="dxa"/>
+              <w:left w:w="140" w:type="dxa"/>
+              <w:right w:w="140" w:type="dxa"/>
+            </w:tcMar>
+          </w:tcPr>
+          <w:p>
+            <w:r/>
+            <w:r>
+              <w:rPr>
+                <w:rFonts w:ascii="맑은 고딕" w:hAnsi="맑은 고딕" w:eastAsia="맑은 고딕"/>
+                <w:b w:val="0"/>
+                <w:color w:val="1E293B"/>
+                <w:sz w:val="19"/>
+              </w:rPr>
+              <w:t>(승인 완료)</w:t>
             </w:r>
           </w:p>
         </w:tc>
@@ -861,61 +1420,195 @@
       <w:tr>
         <w:tc>
           <w:tcPr>
-            <w:tcW w:type="dxa" w:w="3120"/>
+            <w:tcW w:type="dxa" w:w="2448"/>
+            <w:shd w:fill="F8FAFC"/>
             <w:tcMar>
-              <w:top w:w="100" w:type="dxa"/>
-              <w:bottom w:w="100" w:type="dxa"/>
-              <w:left w:w="110" w:type="dxa"/>
-              <w:right w:w="110" w:type="dxa"/>
+              <w:top w:w="90" w:type="dxa"/>
+              <w:bottom w:w="90" w:type="dxa"/>
+              <w:left w:w="140" w:type="dxa"/>
+              <w:right w:w="140" w:type="dxa"/>
             </w:tcMar>
           </w:tcPr>
           <w:p>
+            <w:r/>
             <w:r>
               <w:rPr>
-                <w:rFonts w:ascii="Malgun Gothic" w:hAnsi="Malgun Gothic"/>
-                <w:sz w:val="18"/>
+                <w:rFonts w:ascii="맑은 고딕" w:hAnsi="맑은 고딕" w:eastAsia="맑은 고딕"/>
+                <w:b w:val="0"/>
+                <w:color w:val="1E293B"/>
+                <w:sz w:val="19"/>
               </w:rPr>
-              <w:t>수행사 PM</w:t>
+              <w:t>영향도 검토 (수행사)</w:t>
             </w:r>
           </w:p>
         </w:tc>
         <w:tc>
           <w:tcPr>
-            <w:tcW w:type="dxa" w:w="3120"/>
+            <w:tcW w:type="dxa" w:w="2448"/>
+            <w:shd w:fill="F8FAFC"/>
             <w:tcMar>
-              <w:top w:w="100" w:type="dxa"/>
-              <w:bottom w:w="100" w:type="dxa"/>
-              <w:left w:w="110" w:type="dxa"/>
-              <w:right w:w="110" w:type="dxa"/>
+              <w:top w:w="90" w:type="dxa"/>
+              <w:bottom w:w="90" w:type="dxa"/>
+              <w:left w:w="140" w:type="dxa"/>
+              <w:right w:w="140" w:type="dxa"/>
             </w:tcMar>
           </w:tcPr>
           <w:p>
+            <w:r/>
             <w:r>
               <w:rPr>
-                <w:rFonts w:ascii="Malgun Gothic" w:hAnsi="Malgun Gothic"/>
-                <w:sz w:val="18"/>
+                <w:rFonts w:ascii="맑은 고딕" w:hAnsi="맑은 고딕" w:eastAsia="맑은 고딕"/>
+                <w:b w:val="0"/>
+                <w:color w:val="1E293B"/>
+                <w:sz w:val="19"/>
               </w:rPr>
-              <w:t>주식회사 엠파시 사업총괄PM [           ]</w:t>
+              <w:t>주식회사 엠파시 AI아키텍처실</w:t>
             </w:r>
           </w:p>
         </w:tc>
         <w:tc>
           <w:tcPr>
-            <w:tcW w:type="dxa" w:w="3120"/>
+            <w:tcW w:type="dxa" w:w="2448"/>
+            <w:shd w:fill="F8FAFC"/>
             <w:tcMar>
-              <w:top w:w="100" w:type="dxa"/>
-              <w:bottom w:w="100" w:type="dxa"/>
-              <w:left w:w="110" w:type="dxa"/>
-              <w:right w:w="110" w:type="dxa"/>
+              <w:top w:w="90" w:type="dxa"/>
+              <w:bottom w:w="90" w:type="dxa"/>
+              <w:left w:w="140" w:type="dxa"/>
+              <w:right w:w="140" w:type="dxa"/>
             </w:tcMar>
           </w:tcPr>
           <w:p>
+            <w:r/>
             <w:r>
               <w:rPr>
-                <w:rFonts w:ascii="Malgun Gothic" w:hAnsi="Malgun Gothic"/>
-                <w:sz w:val="18"/>
+                <w:rFonts w:ascii="맑은 고딕" w:hAnsi="맑은 고딕" w:eastAsia="맑은 고딕"/>
+                <w:b w:val="0"/>
+                <w:color w:val="1E293B"/>
+                <w:sz w:val="19"/>
               </w:rPr>
-              <w:t>(서명 또는 인)</w:t>
+              <w:t>수석 강 동 현</w:t>
+            </w:r>
+          </w:p>
+        </w:tc>
+        <w:tc>
+          <w:tcPr>
+            <w:tcW w:type="dxa" w:w="2448"/>
+            <w:shd w:fill="F8FAFC"/>
+            <w:tcMar>
+              <w:top w:w="90" w:type="dxa"/>
+              <w:bottom w:w="90" w:type="dxa"/>
+              <w:left w:w="140" w:type="dxa"/>
+              <w:right w:w="140" w:type="dxa"/>
+            </w:tcMar>
+          </w:tcPr>
+          <w:p>
+            <w:r/>
+            <w:r>
+              <w:rPr>
+                <w:rFonts w:ascii="맑은 고딕" w:hAnsi="맑은 고딕" w:eastAsia="맑은 고딕"/>
+                <w:b w:val="0"/>
+                <w:color w:val="1E293B"/>
+                <w:sz w:val="19"/>
+              </w:rPr>
+              <w:t>(검토 완료)</w:t>
+            </w:r>
+          </w:p>
+        </w:tc>
+      </w:tr>
+      <w:tr>
+        <w:tc>
+          <w:tcPr>
+            <w:tcW w:type="dxa" w:w="2448"/>
+            <w:shd w:fill="FFFFFF"/>
+            <w:tcMar>
+              <w:top w:w="90" w:type="dxa"/>
+              <w:bottom w:w="90" w:type="dxa"/>
+              <w:left w:w="140" w:type="dxa"/>
+              <w:right w:w="140" w:type="dxa"/>
+            </w:tcMar>
+          </w:tcPr>
+          <w:p>
+            <w:r/>
+            <w:r>
+              <w:rPr>
+                <w:rFonts w:ascii="맑은 고딕" w:hAnsi="맑은 고딕" w:eastAsia="맑은 고딕"/>
+                <w:b w:val="0"/>
+                <w:color w:val="1E293B"/>
+                <w:sz w:val="19"/>
+              </w:rPr>
+              <w:t>변경 합의 (수행사 PM)</w:t>
+            </w:r>
+          </w:p>
+        </w:tc>
+        <w:tc>
+          <w:tcPr>
+            <w:tcW w:type="dxa" w:w="2448"/>
+            <w:shd w:fill="FFFFFF"/>
+            <w:tcMar>
+              <w:top w:w="90" w:type="dxa"/>
+              <w:bottom w:w="90" w:type="dxa"/>
+              <w:left w:w="140" w:type="dxa"/>
+              <w:right w:w="140" w:type="dxa"/>
+            </w:tcMar>
+          </w:tcPr>
+          <w:p>
+            <w:r/>
+            <w:r>
+              <w:rPr>
+                <w:rFonts w:ascii="맑은 고딕" w:hAnsi="맑은 고딕" w:eastAsia="맑은 고딕"/>
+                <w:b w:val="0"/>
+                <w:color w:val="1E293B"/>
+                <w:sz w:val="19"/>
+              </w:rPr>
+              <w:t>주식회사 엠파시 엔터프라이즈사업부</w:t>
+            </w:r>
+          </w:p>
+        </w:tc>
+        <w:tc>
+          <w:tcPr>
+            <w:tcW w:type="dxa" w:w="2448"/>
+            <w:shd w:fill="FFFFFF"/>
+            <w:tcMar>
+              <w:top w:w="90" w:type="dxa"/>
+              <w:bottom w:w="90" w:type="dxa"/>
+              <w:left w:w="140" w:type="dxa"/>
+              <w:right w:w="140" w:type="dxa"/>
+            </w:tcMar>
+          </w:tcPr>
+          <w:p>
+            <w:r/>
+            <w:r>
+              <w:rPr>
+                <w:rFonts w:ascii="맑은 고딕" w:hAnsi="맑은 고딕" w:eastAsia="맑은 고딕"/>
+                <w:b w:val="0"/>
+                <w:color w:val="1E293B"/>
+                <w:sz w:val="19"/>
+              </w:rPr>
+              <w:t>수석 박 진 우</w:t>
+            </w:r>
+          </w:p>
+        </w:tc>
+        <w:tc>
+          <w:tcPr>
+            <w:tcW w:type="dxa" w:w="2448"/>
+            <w:shd w:fill="FFFFFF"/>
+            <w:tcMar>
+              <w:top w:w="90" w:type="dxa"/>
+              <w:bottom w:w="90" w:type="dxa"/>
+              <w:left w:w="140" w:type="dxa"/>
+              <w:right w:w="140" w:type="dxa"/>
+            </w:tcMar>
+          </w:tcPr>
+          <w:p>
+            <w:r/>
+            <w:r>
+              <w:rPr>
+                <w:rFonts w:ascii="맑은 고딕" w:hAnsi="맑은 고딕" w:eastAsia="맑은 고딕"/>
+                <w:b w:val="0"/>
+                <w:color w:val="1E293B"/>
+                <w:sz w:val="19"/>
+              </w:rPr>
+              <w:t>(합의 완료)</w:t>
             </w:r>
           </w:p>
         </w:tc>
@@ -924,7 +1617,7 @@
     <w:p/>
     <w:sectPr>
       <w:pgSz w:w="12240" w:h="15840"/>
-      <w:pgMar w:top="1440" w:right="1440" w:bottom="1440" w:left="1440" w:header="720" w:footer="720" w:gutter="0"/>
+      <w:pgMar w:top="1152" w:right="1224" w:bottom="1152" w:left="1224" w:header="720" w:footer="720" w:gutter="0"/>
       <w:cols w:space="720"/>
       <w:docGrid w:linePitch="360"/>
     </w:sectPr>

--- a/templates/office/Phase3_과업변경요청서_CR_Form.docx
+++ b/templates/office/Phase3_과업변경요청서_CR_Form.docx
@@ -10,7 +10,7 @@
           <w:color w:val="2563EB"/>
           <w:sz w:val="17"/>
         </w:rPr>
-        <w:t>[엠파시 엔터프라이즈 표준 사업관리 서식] 문서번호: EMP-DOC-P3-03 | 사업명: 한빛글로벌 SyncGuard AI 시스템 구축</w:t>
+        <w:t>[엠파시 엔터프라이즈 표준 사업관리 서식] 문서번호: EMP-DOC-P3-03 | 사업명: 한빛글로벌 SyncFlow AI 시스템 구축</w:t>
       </w:r>
     </w:p>
     <w:p>
@@ -32,7 +32,7 @@
           <w:color w:val="475569"/>
           <w:sz w:val="21"/>
         </w:rPr>
-        <w:t>식약처 화장품 표시·광고 가이드라인 일부 개정에 따른 영문·중문 글로벌 수출 문안 심의 룰셋 추가 합의서</w:t>
+        <w:t>공정위·표준원 구매계약·기술규격 가이드라인 일부 개정에 따른 영문·중문 글로벌 수출 계약조항 검증 룰셋 추가 합의서</w:t>
       </w:r>
     </w:p>
     <w:tbl>
@@ -197,7 +197,7 @@
                 <w:color w:val="1E293B"/>
                 <w:sz w:val="19"/>
               </w:rPr>
-              <w:t>2026년 08월 18일 / 주식회사 한빛글로벌 글로벌마케팅팀 및 규제심의팀</w:t>
+              <w:t>2026년 08월 18일 / 주식회사 한빛글로벌 글로벌구매조달팀 및 규제검증팀</w:t>
             </w:r>
           </w:p>
         </w:tc>
@@ -427,7 +427,7 @@
                 <w:color w:val="1E293B"/>
                 <w:sz w:val="19"/>
               </w:rPr>
-              <w:t>2026년 8월 식약처 수출용 화장품 표시·광고 지침 개정 및 북미(FDA OTC)·중국(NMPA) 동시 출시 캠페인 확대로 인해 국문 심의 외에 영문 금지표현 20개 패턴의 동시 검출 기능 추가 요청</w:t>
+              <w:t>2026년 8월 공정위·표준원 수출용 구매계약·기술규격 지침 개정 및 북미(IATF OTC)·중국(RoHS) 동시 출시 조달프로젝트 확대로 인해 국문 검증 외에 영문 금지표현 20개 패턴의 동시 검출 기능 추가 요청</w:t>
             </w:r>
           </w:p>
         </w:tc>
@@ -477,7 +477,7 @@
                 <w:color w:val="1E293B"/>
                 <w:sz w:val="19"/>
               </w:rPr>
-              <w:t>국문 표시·광고 금지/주의 표현 100대 룰셋 및 국문 식약처 가이드라인 RAG 검색만 수행</w:t>
+              <w:t>국문 계약·기술규격 금지/주의 표현 100대 룰셋 및 국문 공정위·표준원 가이드라인 RAG 검색만 수행</w:t>
             </w:r>
           </w:p>
         </w:tc>
@@ -527,7 +527,7 @@
                 <w:color w:val="1E293B"/>
                 <w:sz w:val="19"/>
               </w:rPr>
-              <w:t>영문 필수 금지어 정규식 20건 추가 등록(tb_compliance_rule 다국어 컬럼 확장) 및 심의 결과 화면 내 영문 대체문구 병기 옵션 추가</w:t>
+              <w:t>영문 필수 독소조항 정규식 20건 추가 등록(tb_compliance_rule 다국어 컬럼 확장) 및 검증 결과 화면 내 영문 표준수정조항 병기 옵션 추가</w:t>
             </w:r>
           </w:p>
         </w:tc>
@@ -835,7 +835,7 @@
                 <w:color w:val="1E293B"/>
                 <w:sz w:val="19"/>
               </w:rPr>
-              <w:t>영문 클레임 검출 시 영문 대체 표현(Alternative Copy) JSON 필드 추가</w:t>
+              <w:t>영문 규격·계약 검출 시 영문 대체 표현(Alternative Copy) JSON 필드 추가</w:t>
             </w:r>
           </w:p>
         </w:tc>
@@ -909,7 +909,7 @@
                 <w:color w:val="1E293B"/>
                 <w:sz w:val="19"/>
               </w:rPr>
-              <w:t>UI-FO-009 (심의결과 상세), UI-BO-001</w:t>
+              <w:t>UI-FO-009 (검증결과 상세), UI-BO-001</w:t>
             </w:r>
           </w:p>
         </w:tc>
@@ -1031,7 +1031,7 @@
                 <w:color w:val="1E293B"/>
                 <w:sz w:val="19"/>
               </w:rPr>
-              <w:t>영문 심의 테스트 케이스 5건 추가 및 회귀 테스트 수행</w:t>
+              <w:t>영문 검증 테스트 케이스 5건 추가 및 회귀 테스트 수행</w:t>
             </w:r>
           </w:p>
         </w:tc>
@@ -1129,7 +1129,7 @@
                 <w:color w:val="1E293B"/>
                 <w:sz w:val="19"/>
               </w:rPr>
-              <w:t>총 소요 공수 5.5 M/D (예비 버퍼 내 일정 흡수 합의)</w:t>
+              <w:t>총 소요 공수 5.5 M/D (예비 버퍼 내 일정 수용 합의)</w:t>
             </w:r>
           </w:p>
         </w:tc>
@@ -1168,7 +1168,7 @@
           <w:color w:val="1B365D"/>
           <w:sz w:val="25"/>
         </w:rPr>
-        <w:t>3. 변경 심의 결과 및 합의 사항</w:t>
+        <w:t>3. 변경 검증 결과 및 합의 사항</w:t>
       </w:r>
     </w:p>
     <w:p>
@@ -1364,7 +1364,7 @@
                 <w:color w:val="1E293B"/>
                 <w:sz w:val="19"/>
               </w:rPr>
-              <w:t>주식회사 한빛글로벌 규제심의팀</w:t>
+              <w:t>주식회사 한빛글로벌 규제검증팀</w:t>
             </w:r>
           </w:p>
         </w:tc>
